--- a/Chaitanya_Gudey Salesforce_Developer 3years.docx
+++ b/Chaitanya_Gudey Salesforce_Developer 3years.docx
@@ -5,11 +5,11 @@
     <w:p>
       <w:pPr>
         <w:spacing w:after="0" w:line="240" w:lineRule="auto"/>
+        <w:jc w:val="center"/>
         <w:rPr>
           <w:rFonts w:ascii="Candara" w:hAnsi="Candara" w:cs="Aharoni"/>
           <w:b/>
           <w:bCs/>
-          <w:color w:val="0070C0"/>
           <w:sz w:val="52"/>
           <w:szCs w:val="52"/>
           <w:lang w:val="en-US"/>
@@ -17,165 +17,20 @@
       </w:pPr>
       <w:r>
         <w:rPr>
-          <w:noProof/>
-          <w:sz w:val="22"/>
-          <w:szCs w:val="22"/>
-        </w:rPr>
-        <w:drawing>
-          <wp:anchor distT="0" distB="0" distL="114300" distR="114300" simplePos="0" relativeHeight="251658243" behindDoc="0" locked="0" layoutInCell="1" allowOverlap="1" wp14:anchorId="2B00AE1D" wp14:editId="03AC8680">
-            <wp:simplePos x="0" y="0"/>
-            <wp:positionH relativeFrom="margin">
-              <wp:posOffset>5404122</wp:posOffset>
-            </wp:positionH>
-            <wp:positionV relativeFrom="paragraph">
-              <wp:posOffset>-5080</wp:posOffset>
-            </wp:positionV>
-            <wp:extent cx="590731" cy="579026"/>
-            <wp:effectExtent l="0" t="0" r="0" b="0"/>
-            <wp:wrapNone/>
-            <wp:docPr id="1617015726" name="Picture 1"/>
-            <wp:cNvGraphicFramePr>
-              <a:graphicFrameLocks xmlns:a="http://schemas.openxmlformats.org/drawingml/2006/main" noChangeAspect="1"/>
-            </wp:cNvGraphicFramePr>
-            <a:graphic xmlns:a="http://schemas.openxmlformats.org/drawingml/2006/main">
-              <a:graphicData uri="http://schemas.openxmlformats.org/drawingml/2006/picture">
-                <pic:pic xmlns:pic="http://schemas.openxmlformats.org/drawingml/2006/picture">
-                  <pic:nvPicPr>
-                    <pic:cNvPr id="1617015726" name="Picture 1"/>
-                    <pic:cNvPicPr>
-                      <a:picLocks noChangeAspect="1" noChangeArrowheads="1"/>
-                    </pic:cNvPicPr>
-                  </pic:nvPicPr>
-                  <pic:blipFill>
-                    <a:blip r:embed="rId8" cstate="print">
-                      <a:extLst>
-                        <a:ext uri="{28A0092B-C50C-407E-A947-70E740481C1C}">
-                          <a14:useLocalDpi xmlns:a14="http://schemas.microsoft.com/office/drawing/2010/main" val="0"/>
-                        </a:ext>
-                      </a:extLst>
-                    </a:blip>
-                    <a:srcRect/>
-                    <a:stretch>
-                      <a:fillRect/>
-                    </a:stretch>
-                  </pic:blipFill>
-                  <pic:spPr bwMode="auto">
-                    <a:xfrm>
-                      <a:off x="0" y="0"/>
-                      <a:ext cx="590731" cy="579026"/>
-                    </a:xfrm>
-                    <a:prstGeom prst="rect">
-                      <a:avLst/>
-                    </a:prstGeom>
-                    <a:noFill/>
-                    <a:ln>
-                      <a:noFill/>
-                    </a:ln>
-                  </pic:spPr>
-                </pic:pic>
-              </a:graphicData>
-            </a:graphic>
-            <wp14:sizeRelH relativeFrom="margin">
-              <wp14:pctWidth>0</wp14:pctWidth>
-            </wp14:sizeRelH>
-            <wp14:sizeRelV relativeFrom="margin">
-              <wp14:pctHeight>0</wp14:pctHeight>
-            </wp14:sizeRelV>
-          </wp:anchor>
-        </w:drawing>
-      </w:r>
-      <w:r>
-        <w:rPr>
-          <w:noProof/>
-          <w:sz w:val="22"/>
-          <w:szCs w:val="22"/>
-        </w:rPr>
-        <w:drawing>
-          <wp:anchor distT="0" distB="0" distL="114300" distR="114300" simplePos="0" relativeHeight="251658244" behindDoc="0" locked="0" layoutInCell="1" allowOverlap="1" wp14:anchorId="718E947A" wp14:editId="28F65A3F">
-            <wp:simplePos x="0" y="0"/>
-            <wp:positionH relativeFrom="margin">
-              <wp:posOffset>4727030</wp:posOffset>
-            </wp:positionH>
-            <wp:positionV relativeFrom="paragraph">
-              <wp:posOffset>0</wp:posOffset>
-            </wp:positionV>
-            <wp:extent cx="584626" cy="573042"/>
-            <wp:effectExtent l="0" t="0" r="6350" b="0"/>
-            <wp:wrapNone/>
-            <wp:docPr id="1047228091" name="Picture 2"/>
-            <wp:cNvGraphicFramePr>
-              <a:graphicFrameLocks xmlns:a="http://schemas.openxmlformats.org/drawingml/2006/main" noChangeAspect="1"/>
-            </wp:cNvGraphicFramePr>
-            <a:graphic xmlns:a="http://schemas.openxmlformats.org/drawingml/2006/main">
-              <a:graphicData uri="http://schemas.openxmlformats.org/drawingml/2006/picture">
-                <pic:pic xmlns:pic="http://schemas.openxmlformats.org/drawingml/2006/picture">
-                  <pic:nvPicPr>
-                    <pic:cNvPr id="1047228091" name="Picture 2"/>
-                    <pic:cNvPicPr>
-                      <a:picLocks noChangeAspect="1" noChangeArrowheads="1"/>
-                    </pic:cNvPicPr>
-                  </pic:nvPicPr>
-                  <pic:blipFill>
-                    <a:blip r:embed="rId9" cstate="print">
-                      <a:extLst>
-                        <a:ext uri="{28A0092B-C50C-407E-A947-70E740481C1C}">
-                          <a14:useLocalDpi xmlns:a14="http://schemas.microsoft.com/office/drawing/2010/main" val="0"/>
-                        </a:ext>
-                      </a:extLst>
-                    </a:blip>
-                    <a:srcRect/>
-                    <a:stretch>
-                      <a:fillRect/>
-                    </a:stretch>
-                  </pic:blipFill>
-                  <pic:spPr bwMode="auto">
-                    <a:xfrm>
-                      <a:off x="0" y="0"/>
-                      <a:ext cx="584626" cy="573042"/>
-                    </a:xfrm>
-                    <a:prstGeom prst="rect">
-                      <a:avLst/>
-                    </a:prstGeom>
-                    <a:noFill/>
-                    <a:ln>
-                      <a:noFill/>
-                    </a:ln>
-                  </pic:spPr>
-                </pic:pic>
-              </a:graphicData>
-            </a:graphic>
-            <wp14:sizeRelH relativeFrom="margin">
-              <wp14:pctWidth>0</wp14:pctWidth>
-            </wp14:sizeRelH>
-            <wp14:sizeRelV relativeFrom="margin">
-              <wp14:pctHeight>0</wp14:pctHeight>
-            </wp14:sizeRelV>
-          </wp:anchor>
-        </w:drawing>
-      </w:r>
-      <w:r>
-        <w:rPr>
           <w:rFonts w:ascii="Candara" w:hAnsi="Candara" w:cs="Aharoni"/>
           <w:b/>
           <w:bCs/>
-          <w:color w:val="0070C0"/>
           <w:sz w:val="52"/>
           <w:szCs w:val="52"/>
           <w:lang w:val="en-US"/>
         </w:rPr>
         <w:t>Chaitanya Gudey</w:t>
       </w:r>
-      <w:r>
-        <w:rPr>
-          <w:sz w:val="22"/>
-          <w:szCs w:val="22"/>
-        </w:rPr>
-        <w:t xml:space="preserve"> </w:t>
-      </w:r>
     </w:p>
     <w:p>
       <w:pPr>
         <w:spacing w:after="0" w:line="360" w:lineRule="auto"/>
+        <w:jc w:val="center"/>
         <w:rPr>
           <w:rFonts w:ascii="Aptos" w:hAnsi="Aptos"/>
           <w:color w:val="747474" w:themeColor="background2" w:themeShade="80"/>
@@ -239,19 +94,22 @@
         </w:pBdr>
         <w:spacing w:after="0" w:line="360" w:lineRule="auto"/>
         <w:jc w:val="center"/>
+      </w:pPr>
+      <w:r>
         <w:rPr>
           <w:rFonts w:ascii="Arial" w:hAnsi="Arial" w:cs="Arial"/>
           <w:sz w:val="18"/>
           <w:szCs w:val="18"/>
         </w:rPr>
-      </w:pPr>
+        <w:t>+91</w:t>
+      </w:r>
       <w:r>
         <w:rPr>
           <w:rFonts w:ascii="Arial" w:hAnsi="Arial" w:cs="Arial"/>
           <w:sz w:val="18"/>
           <w:szCs w:val="18"/>
         </w:rPr>
-        <w:t>+91</w:t>
+        <w:t xml:space="preserve">- </w:t>
       </w:r>
       <w:r>
         <w:rPr>
@@ -259,7 +117,7 @@
           <w:sz w:val="18"/>
           <w:szCs w:val="18"/>
         </w:rPr>
-        <w:t xml:space="preserve">- </w:t>
+        <w:t>630516197</w:t>
       </w:r>
       <w:r>
         <w:rPr>
@@ -267,7 +125,33 @@
           <w:sz w:val="18"/>
           <w:szCs w:val="18"/>
         </w:rPr>
-        <w:t>630516197</w:t>
+        <w:t xml:space="preserve">9 </w:t>
+      </w:r>
+      <w:r>
+        <w:rPr>
+          <w:rFonts w:ascii="Arial" w:hAnsi="Arial" w:cs="Arial"/>
+          <w:b/>
+          <w:bCs/>
+          <w:sz w:val="18"/>
+          <w:szCs w:val="18"/>
+        </w:rPr>
+        <w:t xml:space="preserve"> </w:t>
+      </w:r>
+      <w:r>
+        <w:rPr>
+          <w:rFonts w:ascii="Arial" w:hAnsi="Arial" w:cs="Arial"/>
+          <w:sz w:val="20"/>
+          <w:szCs w:val="20"/>
+        </w:rPr>
+        <w:t>|</w:t>
+      </w:r>
+      <w:r>
+        <w:rPr>
+          <w:rFonts w:ascii="Arial" w:hAnsi="Arial" w:cs="Arial"/>
+          <w:sz w:val="20"/>
+          <w:szCs w:val="20"/>
+        </w:rPr>
+        <w:t xml:space="preserve"> </w:t>
       </w:r>
       <w:r>
         <w:rPr>
@@ -275,43 +159,9 @@
           <w:sz w:val="18"/>
           <w:szCs w:val="18"/>
         </w:rPr>
-        <w:t xml:space="preserve">9 </w:t>
-      </w:r>
-      <w:r>
-        <w:rPr>
-          <w:rFonts w:ascii="Arial" w:hAnsi="Arial" w:cs="Arial"/>
-          <w:b/>
-          <w:bCs/>
-          <w:sz w:val="18"/>
-          <w:szCs w:val="18"/>
-        </w:rPr>
         <w:t xml:space="preserve"> </w:t>
       </w:r>
-      <w:r>
-        <w:rPr>
-          <w:rFonts w:ascii="Arial" w:hAnsi="Arial" w:cs="Arial"/>
-          <w:sz w:val="20"/>
-          <w:szCs w:val="20"/>
-        </w:rPr>
-        <w:t>|</w:t>
-      </w:r>
-      <w:r>
-        <w:rPr>
-          <w:rFonts w:ascii="Arial" w:hAnsi="Arial" w:cs="Arial"/>
-          <w:sz w:val="20"/>
-          <w:szCs w:val="20"/>
-        </w:rPr>
-        <w:t xml:space="preserve"> </w:t>
-      </w:r>
-      <w:r>
-        <w:rPr>
-          <w:rFonts w:ascii="Arial" w:hAnsi="Arial" w:cs="Arial"/>
-          <w:sz w:val="18"/>
-          <w:szCs w:val="18"/>
-        </w:rPr>
-        <w:t xml:space="preserve"> </w:t>
-      </w:r>
-      <w:hyperlink r:id="rId10" w:history="1">
+      <w:hyperlink r:id="rId8" w:history="1">
         <w:r>
           <w:rPr>
             <w:rStyle w:val="Hyperlink"/>
@@ -346,7 +196,7 @@
         </w:rPr>
         <w:t xml:space="preserve">  </w:t>
       </w:r>
-      <w:hyperlink r:id="rId11" w:history="1">
+      <w:hyperlink r:id="rId9" w:history="1">
         <w:r>
           <w:rPr>
             <w:rStyle w:val="Hyperlink"/>
@@ -354,7 +204,7 @@
             <w:sz w:val="18"/>
             <w:szCs w:val="18"/>
           </w:rPr>
-          <w:t>LinkedIn</w:t>
+          <w:t>linkedin.com/in/chaitanya147</w:t>
         </w:r>
       </w:hyperlink>
     </w:p>
@@ -366,7 +216,6 @@
         <w:spacing w:before="240" w:line="276" w:lineRule="auto"/>
         <w:rPr>
           <w:rFonts w:ascii="Arial" w:hAnsi="Arial" w:cs="Arial"/>
-          <w:color w:val="0070C0"/>
           <w:sz w:val="20"/>
           <w:szCs w:val="20"/>
           <w:u w:val="single"/>
@@ -377,7 +226,6 @@
           <w:rFonts w:ascii="Arial" w:hAnsi="Arial" w:cs="Arial"/>
           <w:b/>
           <w:bCs/>
-          <w:color w:val="0070C0"/>
         </w:rPr>
         <w:t>SUMMARY</w:t>
       </w:r>
@@ -518,7 +366,6 @@
           <w:rFonts w:ascii="Arial" w:hAnsi="Arial" w:cs="Arial"/>
           <w:b/>
           <w:bCs/>
-          <w:color w:val="0070C0"/>
         </w:rPr>
       </w:pPr>
       <w:r>
@@ -526,7 +373,6 @@
           <w:rFonts w:ascii="Arial" w:hAnsi="Arial" w:cs="Arial"/>
           <w:b/>
           <w:bCs/>
-          <w:color w:val="0070C0"/>
         </w:rPr>
         <w:t>SKILLS</w:t>
       </w:r>
@@ -599,7 +445,23 @@
           <w:sz w:val="20"/>
           <w:szCs w:val="20"/>
         </w:rPr>
-        <w:t>HTML, CSS, JavaScript, Apex, SOQL, SOSL, Git, PowerShell, Bash.</w:t>
+        <w:t>HTML, CSS, JavaScript, Apex, SOQL, Shell</w:t>
+      </w:r>
+      <w:r>
+        <w:rPr>
+          <w:rFonts w:ascii="Aptos" w:hAnsi="Aptos"/>
+          <w:sz w:val="20"/>
+          <w:szCs w:val="20"/>
+        </w:rPr>
+        <w:t xml:space="preserve"> scripting</w:t>
+      </w:r>
+      <w:r>
+        <w:rPr>
+          <w:rFonts w:ascii="Aptos" w:hAnsi="Aptos"/>
+          <w:sz w:val="20"/>
+          <w:szCs w:val="20"/>
+        </w:rPr>
+        <w:t>.</w:t>
       </w:r>
     </w:p>
     <w:p>
@@ -758,44 +620,7 @@
           <w:szCs w:val="20"/>
         </w:rPr>
         <w:tab/>
-        <w:t>ServiceNow, JIRA, GitHub, Visual Studio, Windows, Unix.</w:t>
-      </w:r>
-    </w:p>
-    <w:p>
-      <w:pPr>
-        <w:spacing w:after="0" w:line="276" w:lineRule="auto"/>
-        <w:rPr>
-          <w:rFonts w:ascii="Aptos" w:hAnsi="Aptos"/>
-          <w:sz w:val="20"/>
-          <w:szCs w:val="20"/>
-        </w:rPr>
-      </w:pPr>
-      <w:r>
-        <w:rPr>
-          <w:rFonts w:ascii="Aptos" w:hAnsi="Aptos"/>
-          <w:b/>
-          <w:bCs/>
-          <w:sz w:val="20"/>
-          <w:szCs w:val="20"/>
-        </w:rPr>
-        <w:t>Microsoft 365 Products:</w:t>
-      </w:r>
-      <w:r>
-        <w:rPr>
-          <w:rFonts w:ascii="Aptos" w:hAnsi="Aptos"/>
-          <w:sz w:val="20"/>
-          <w:szCs w:val="20"/>
-        </w:rPr>
-        <w:t xml:space="preserve"> </w:t>
-      </w:r>
-      <w:r>
-        <w:rPr>
-          <w:rFonts w:ascii="Aptos" w:hAnsi="Aptos"/>
-          <w:sz w:val="20"/>
-          <w:szCs w:val="20"/>
-        </w:rPr>
-        <w:tab/>
-        <w:t>Proficient in Microsoft 365 applications and tools.</w:t>
+        <w:t>ServiceNow, JIRA, GitHub, Visual Studio.</w:t>
       </w:r>
     </w:p>
     <w:p>
@@ -863,7 +688,6 @@
           <w:rFonts w:ascii="Arial" w:hAnsi="Arial" w:cs="Arial"/>
           <w:b/>
           <w:bCs/>
-          <w:color w:val="0070C0"/>
         </w:rPr>
       </w:pPr>
       <w:r>
@@ -871,7 +695,6 @@
           <w:rFonts w:ascii="Arial" w:hAnsi="Arial" w:cs="Arial"/>
           <w:b/>
           <w:bCs/>
-          <w:color w:val="0070C0"/>
         </w:rPr>
         <w:t>EXPERIENCE</w:t>
       </w:r>
@@ -1009,20 +832,9 @@
           <w:sz w:val="22"/>
           <w:szCs w:val="22"/>
         </w:rPr>
-        <w:t>Project: OneTRO</w:t>
-      </w:r>
-    </w:p>
-    <w:p>
-      <w:pPr>
-        <w:spacing w:after="0" w:line="276" w:lineRule="auto"/>
-        <w:rPr>
-          <w:rFonts w:ascii="Aptos" w:hAnsi="Aptos"/>
-          <w:b/>
-          <w:bCs/>
-          <w:sz w:val="20"/>
-          <w:szCs w:val="20"/>
-        </w:rPr>
-      </w:pPr>
+        <w:t xml:space="preserve">Project: </w:t>
+      </w:r>
+      <w:proofErr w:type="spellStart"/>
       <w:r>
         <w:rPr>
           <w:rFonts w:ascii="Aptos" w:hAnsi="Aptos"/>
@@ -1031,80 +843,9 @@
           <w:sz w:val="22"/>
           <w:szCs w:val="22"/>
         </w:rPr>
-        <w:t>Technology:</w:t>
-      </w:r>
-      <w:r>
-        <w:rPr>
-          <w:rFonts w:ascii="Aptos" w:hAnsi="Aptos"/>
-          <w:b/>
-          <w:bCs/>
-          <w:sz w:val="20"/>
-          <w:szCs w:val="20"/>
-        </w:rPr>
-        <w:t xml:space="preserve"> </w:t>
-      </w:r>
-      <w:r>
-        <w:rPr>
-          <w:rFonts w:ascii="Aptos" w:hAnsi="Aptos"/>
-          <w:sz w:val="20"/>
-          <w:szCs w:val="20"/>
-        </w:rPr>
-        <w:t>S</w:t>
-      </w:r>
-      <w:r>
-        <w:rPr>
-          <w:rFonts w:ascii="Aptos" w:hAnsi="Aptos"/>
-          <w:sz w:val="20"/>
-          <w:szCs w:val="20"/>
-        </w:rPr>
-        <w:t xml:space="preserve">alesforce, </w:t>
-      </w:r>
-      <w:r>
-        <w:rPr>
-          <w:rFonts w:ascii="Aptos" w:hAnsi="Aptos"/>
-          <w:sz w:val="20"/>
-          <w:szCs w:val="20"/>
-        </w:rPr>
-        <w:t>Apex Classes, Trigger</w:t>
-      </w:r>
-      <w:r>
-        <w:rPr>
-          <w:rFonts w:ascii="Aptos" w:hAnsi="Aptos"/>
-          <w:sz w:val="20"/>
-          <w:szCs w:val="20"/>
-        </w:rPr>
-        <w:t>s,</w:t>
-      </w:r>
-      <w:r>
-        <w:rPr>
-          <w:rFonts w:ascii="Aptos" w:hAnsi="Aptos"/>
-          <w:sz w:val="20"/>
-          <w:szCs w:val="20"/>
-        </w:rPr>
-        <w:t xml:space="preserve"> Flows, Security Settings.</w:t>
-      </w:r>
-    </w:p>
-    <w:p>
-      <w:pPr>
-        <w:spacing w:after="0" w:line="276" w:lineRule="auto"/>
-        <w:rPr>
-          <w:rFonts w:ascii="Aptos" w:hAnsi="Aptos"/>
-          <w:b/>
-          <w:bCs/>
-          <w:sz w:val="20"/>
-          <w:szCs w:val="20"/>
-        </w:rPr>
-      </w:pPr>
-      <w:r>
-        <w:rPr>
-          <w:rFonts w:ascii="Aptos" w:hAnsi="Aptos"/>
-          <w:b/>
-          <w:bCs/>
-          <w:sz w:val="20"/>
-          <w:szCs w:val="20"/>
-        </w:rPr>
-        <w:t>Responsibilities:</w:t>
-      </w:r>
+        <w:t>OneTRO</w:t>
+      </w:r>
+      <w:proofErr w:type="spellEnd"/>
     </w:p>
     <w:p>
       <w:pPr>
@@ -1126,7 +867,25 @@
           <w:sz w:val="20"/>
           <w:szCs w:val="20"/>
         </w:rPr>
-        <w:t xml:space="preserve">Developed Apex Triggers to automate </w:t>
+        <w:t xml:space="preserve">Developed </w:t>
+      </w:r>
+      <w:r>
+        <w:rPr>
+          <w:rFonts w:ascii="Aptos" w:hAnsi="Aptos"/>
+          <w:b/>
+          <w:bCs/>
+          <w:sz w:val="20"/>
+          <w:szCs w:val="20"/>
+        </w:rPr>
+        <w:t>Apex Triggers</w:t>
+      </w:r>
+      <w:r>
+        <w:rPr>
+          <w:rFonts w:ascii="Aptos" w:hAnsi="Aptos"/>
+          <w:sz w:val="20"/>
+          <w:szCs w:val="20"/>
+        </w:rPr>
+        <w:t xml:space="preserve"> to automate </w:t>
       </w:r>
       <w:r>
         <w:rPr>
@@ -1259,7 +1018,25 @@
           <w:sz w:val="20"/>
           <w:szCs w:val="20"/>
         </w:rPr>
-        <w:t xml:space="preserve">Worked on LWC component for </w:t>
+        <w:t xml:space="preserve">Worked on </w:t>
+      </w:r>
+      <w:r>
+        <w:rPr>
+          <w:rFonts w:ascii="Aptos" w:hAnsi="Aptos"/>
+          <w:b/>
+          <w:bCs/>
+          <w:sz w:val="20"/>
+          <w:szCs w:val="20"/>
+        </w:rPr>
+        <w:t>LWC component</w:t>
+      </w:r>
+      <w:r>
+        <w:rPr>
+          <w:rFonts w:ascii="Aptos" w:hAnsi="Aptos"/>
+          <w:sz w:val="20"/>
+          <w:szCs w:val="20"/>
+        </w:rPr>
+        <w:t xml:space="preserve"> for </w:t>
       </w:r>
       <w:r>
         <w:rPr>
@@ -1319,6 +1096,8 @@
       <w:r>
         <w:rPr>
           <w:rFonts w:ascii="Aptos" w:hAnsi="Aptos"/>
+          <w:b/>
+          <w:bCs/>
           <w:sz w:val="20"/>
           <w:szCs w:val="20"/>
         </w:rPr>
@@ -1327,6 +1106,8 @@
       <w:r>
         <w:rPr>
           <w:rFonts w:ascii="Aptos" w:hAnsi="Aptos"/>
+          <w:b/>
+          <w:bCs/>
           <w:sz w:val="20"/>
           <w:szCs w:val="20"/>
         </w:rPr>
@@ -1436,6 +1217,7 @@
         </w:rPr>
         <w:t xml:space="preserve">Project: </w:t>
       </w:r>
+      <w:proofErr w:type="spellStart"/>
       <w:r>
         <w:rPr>
           <w:rFonts w:ascii="Aptos" w:hAnsi="Aptos"/>
@@ -1446,176 +1228,7 @@
         </w:rPr>
         <w:t>MedConnect</w:t>
       </w:r>
-    </w:p>
-    <w:p>
-      <w:pPr>
-        <w:spacing w:after="0" w:line="276" w:lineRule="auto"/>
-        <w:rPr>
-          <w:rFonts w:ascii="Aptos" w:hAnsi="Aptos"/>
-          <w:b/>
-          <w:bCs/>
-          <w:sz w:val="20"/>
-          <w:szCs w:val="20"/>
-        </w:rPr>
-      </w:pPr>
-      <w:r>
-        <w:rPr>
-          <w:rFonts w:ascii="Aptos" w:hAnsi="Aptos"/>
-          <w:b/>
-          <w:bCs/>
-          <w:sz w:val="22"/>
-          <w:szCs w:val="22"/>
-        </w:rPr>
-        <w:t>Technology</w:t>
-      </w:r>
-      <w:r>
-        <w:rPr>
-          <w:rFonts w:ascii="Aptos" w:hAnsi="Aptos"/>
-          <w:b/>
-          <w:bCs/>
-          <w:sz w:val="22"/>
-          <w:szCs w:val="22"/>
-        </w:rPr>
-        <w:t>:</w:t>
-      </w:r>
-      <w:r>
-        <w:rPr>
-          <w:rFonts w:ascii="Aptos" w:hAnsi="Aptos"/>
-          <w:b/>
-          <w:bCs/>
-          <w:sz w:val="20"/>
-          <w:szCs w:val="20"/>
-        </w:rPr>
-        <w:t xml:space="preserve"> </w:t>
-      </w:r>
-      <w:r>
-        <w:rPr>
-          <w:rFonts w:ascii="Aptos" w:hAnsi="Aptos"/>
-          <w:sz w:val="20"/>
-          <w:szCs w:val="20"/>
-        </w:rPr>
-        <w:t>Salesforce</w:t>
-      </w:r>
-      <w:r>
-        <w:rPr>
-          <w:rFonts w:ascii="Aptos" w:hAnsi="Aptos"/>
-          <w:sz w:val="20"/>
-          <w:szCs w:val="20"/>
-        </w:rPr>
-        <w:t xml:space="preserve"> Lightning</w:t>
-      </w:r>
-      <w:r>
-        <w:rPr>
-          <w:rFonts w:ascii="Aptos" w:hAnsi="Aptos"/>
-          <w:sz w:val="20"/>
-          <w:szCs w:val="20"/>
-        </w:rPr>
-        <w:t xml:space="preserve">, Apex Classes, </w:t>
-      </w:r>
-      <w:r>
-        <w:rPr>
-          <w:rFonts w:ascii="Aptos" w:hAnsi="Aptos"/>
-          <w:sz w:val="20"/>
-          <w:szCs w:val="20"/>
-        </w:rPr>
-        <w:t>T</w:t>
-      </w:r>
-      <w:r>
-        <w:rPr>
-          <w:rFonts w:ascii="Aptos" w:hAnsi="Aptos"/>
-          <w:sz w:val="20"/>
-          <w:szCs w:val="20"/>
-        </w:rPr>
-        <w:t>riggers</w:t>
-      </w:r>
-      <w:r>
-        <w:rPr>
-          <w:rFonts w:ascii="Aptos" w:hAnsi="Aptos"/>
-          <w:sz w:val="20"/>
-          <w:szCs w:val="20"/>
-        </w:rPr>
-        <w:t>,</w:t>
-      </w:r>
-      <w:r>
-        <w:rPr>
-          <w:rFonts w:ascii="Aptos" w:hAnsi="Aptos"/>
-          <w:sz w:val="20"/>
-          <w:szCs w:val="20"/>
-        </w:rPr>
-        <w:t xml:space="preserve"> Flo</w:t>
-      </w:r>
-      <w:r>
-        <w:rPr>
-          <w:rFonts w:ascii="Aptos" w:hAnsi="Aptos"/>
-          <w:sz w:val="20"/>
-          <w:szCs w:val="20"/>
-        </w:rPr>
-        <w:t>ws</w:t>
-      </w:r>
-      <w:r>
-        <w:rPr>
-          <w:rFonts w:ascii="Aptos" w:hAnsi="Aptos"/>
-          <w:sz w:val="20"/>
-          <w:szCs w:val="20"/>
-        </w:rPr>
-        <w:t>,</w:t>
-      </w:r>
-      <w:r>
-        <w:rPr>
-          <w:rFonts w:ascii="Aptos" w:hAnsi="Aptos"/>
-          <w:sz w:val="20"/>
-          <w:szCs w:val="20"/>
-        </w:rPr>
-        <w:t xml:space="preserve"> LWC</w:t>
-      </w:r>
-      <w:r>
-        <w:rPr>
-          <w:rFonts w:ascii="Aptos" w:hAnsi="Aptos"/>
-          <w:sz w:val="20"/>
-          <w:szCs w:val="20"/>
-        </w:rPr>
-        <w:t>, Integration</w:t>
-      </w:r>
-      <w:r>
-        <w:rPr>
-          <w:rFonts w:ascii="Aptos" w:hAnsi="Aptos"/>
-          <w:sz w:val="20"/>
-          <w:szCs w:val="20"/>
-        </w:rPr>
-        <w:t>s.</w:t>
-      </w:r>
-    </w:p>
-    <w:p>
-      <w:pPr>
-        <w:spacing w:after="0" w:line="276" w:lineRule="auto"/>
-        <w:rPr>
-          <w:rFonts w:ascii="Aptos" w:hAnsi="Aptos"/>
-          <w:b/>
-          <w:bCs/>
-          <w:sz w:val="20"/>
-          <w:szCs w:val="20"/>
-        </w:rPr>
-      </w:pPr>
-      <w:r>
-        <w:rPr>
-          <w:rFonts w:ascii="Aptos" w:hAnsi="Aptos"/>
-          <w:b/>
-          <w:bCs/>
-          <w:sz w:val="20"/>
-          <w:szCs w:val="20"/>
-        </w:rPr>
-        <w:t>Responsibilities</w:t>
-      </w:r>
-      <w:r>
-        <w:rPr>
-          <w:rFonts w:ascii="Aptos" w:hAnsi="Aptos"/>
-          <w:b/>
-          <w:bCs/>
-          <w:sz w:val="20"/>
-          <w:szCs w:val="20"/>
-        </w:rPr>
-        <w:t>:</w:t>
-      </w:r>
+      <w:proofErr w:type="spellEnd"/>
     </w:p>
     <w:p>
       <w:pPr>
@@ -1637,7 +1250,25 @@
           <w:sz w:val="20"/>
           <w:szCs w:val="20"/>
         </w:rPr>
-        <w:t>Designed Flows for creating follow-up appointments and care plans on clinical data.</w:t>
+        <w:t xml:space="preserve">Designed </w:t>
+      </w:r>
+      <w:r>
+        <w:rPr>
+          <w:rFonts w:ascii="Aptos" w:hAnsi="Aptos"/>
+          <w:b/>
+          <w:bCs/>
+          <w:sz w:val="20"/>
+          <w:szCs w:val="20"/>
+        </w:rPr>
+        <w:t>Flows</w:t>
+      </w:r>
+      <w:r>
+        <w:rPr>
+          <w:rFonts w:ascii="Aptos" w:hAnsi="Aptos"/>
+          <w:sz w:val="20"/>
+          <w:szCs w:val="20"/>
+        </w:rPr>
+        <w:t xml:space="preserve"> for creating follow-up appointments and care plans on clinical data.</w:t>
       </w:r>
     </w:p>
     <w:p>
@@ -1722,15 +1353,35 @@
           <w:sz w:val="20"/>
           <w:szCs w:val="20"/>
         </w:rPr>
-        <w:t xml:space="preserve">Developed Apex to </w:t>
-      </w:r>
-      <w:r>
-        <w:rPr>
-          <w:rFonts w:ascii="Aptos" w:hAnsi="Aptos"/>
-          <w:sz w:val="20"/>
-          <w:szCs w:val="20"/>
-        </w:rPr>
-        <w:t xml:space="preserve">integrate </w:t>
+        <w:t xml:space="preserve">Developed </w:t>
+      </w:r>
+      <w:r>
+        <w:rPr>
+          <w:rFonts w:ascii="Aptos" w:hAnsi="Aptos"/>
+          <w:b/>
+          <w:bCs/>
+          <w:sz w:val="20"/>
+          <w:szCs w:val="20"/>
+        </w:rPr>
+        <w:t xml:space="preserve">Apex to </w:t>
+      </w:r>
+      <w:r>
+        <w:rPr>
+          <w:rFonts w:ascii="Aptos" w:hAnsi="Aptos"/>
+          <w:b/>
+          <w:bCs/>
+          <w:sz w:val="20"/>
+          <w:szCs w:val="20"/>
+        </w:rPr>
+        <w:t>integrate</w:t>
+      </w:r>
+      <w:r>
+        <w:rPr>
+          <w:rFonts w:ascii="Aptos" w:hAnsi="Aptos"/>
+          <w:sz w:val="20"/>
+          <w:szCs w:val="20"/>
+        </w:rPr>
+        <w:t xml:space="preserve"> </w:t>
       </w:r>
       <w:r>
         <w:rPr>
@@ -1761,7 +1412,25 @@
           <w:sz w:val="20"/>
           <w:szCs w:val="20"/>
         </w:rPr>
-        <w:t xml:space="preserve">Applied Custom Metadata Types to manage configuration </w:t>
+        <w:t xml:space="preserve">Applied </w:t>
+      </w:r>
+      <w:r>
+        <w:rPr>
+          <w:rFonts w:ascii="Aptos" w:hAnsi="Aptos"/>
+          <w:b/>
+          <w:bCs/>
+          <w:sz w:val="20"/>
+          <w:szCs w:val="20"/>
+        </w:rPr>
+        <w:t>Custom Metadata</w:t>
+      </w:r>
+      <w:r>
+        <w:rPr>
+          <w:rFonts w:ascii="Aptos" w:hAnsi="Aptos"/>
+          <w:sz w:val="20"/>
+          <w:szCs w:val="20"/>
+        </w:rPr>
+        <w:t xml:space="preserve"> Types to manage configuration </w:t>
       </w:r>
       <w:r>
         <w:rPr>
@@ -1800,7 +1469,25 @@
           <w:sz w:val="20"/>
           <w:szCs w:val="20"/>
         </w:rPr>
-        <w:t>Worked with Health Cloud Console to improve usability for care coordinators.</w:t>
+        <w:t xml:space="preserve">Worked with </w:t>
+      </w:r>
+      <w:r>
+        <w:rPr>
+          <w:rFonts w:ascii="Aptos" w:hAnsi="Aptos"/>
+          <w:b/>
+          <w:bCs/>
+          <w:sz w:val="20"/>
+          <w:szCs w:val="20"/>
+        </w:rPr>
+        <w:t>Health Cloud</w:t>
+      </w:r>
+      <w:r>
+        <w:rPr>
+          <w:rFonts w:ascii="Aptos" w:hAnsi="Aptos"/>
+          <w:sz w:val="20"/>
+          <w:szCs w:val="20"/>
+        </w:rPr>
+        <w:t xml:space="preserve"> Console to improve usability for care coordinators.</w:t>
       </w:r>
     </w:p>
     <w:p>
@@ -1843,30 +1530,6 @@
         <w:spacing w:after="0" w:line="276" w:lineRule="auto"/>
         <w:rPr>
           <w:rFonts w:ascii="Aptos" w:hAnsi="Aptos"/>
-          <w:b/>
-          <w:bCs/>
-          <w:sz w:val="20"/>
-          <w:szCs w:val="20"/>
-        </w:rPr>
-      </w:pPr>
-    </w:p>
-    <w:p>
-      <w:pPr>
-        <w:spacing w:after="0" w:line="276" w:lineRule="auto"/>
-        <w:rPr>
-          <w:rFonts w:ascii="Aptos" w:hAnsi="Aptos"/>
-          <w:b/>
-          <w:bCs/>
-          <w:sz w:val="20"/>
-          <w:szCs w:val="20"/>
-        </w:rPr>
-      </w:pPr>
-    </w:p>
-    <w:p>
-      <w:pPr>
-        <w:spacing w:after="0" w:line="276" w:lineRule="auto"/>
-        <w:rPr>
-          <w:rFonts w:ascii="Aptos" w:hAnsi="Aptos"/>
           <w:sz w:val="20"/>
           <w:szCs w:val="20"/>
         </w:rPr>
@@ -1879,9 +1542,9 @@
           <w:sz w:val="22"/>
           <w:szCs w:val="22"/>
         </w:rPr>
-        <w:lastRenderedPageBreak/>
         <w:t xml:space="preserve">Project: </w:t>
       </w:r>
+      <w:proofErr w:type="spellStart"/>
       <w:r>
         <w:rPr>
           <w:rFonts w:ascii="Aptos" w:hAnsi="Aptos"/>
@@ -1890,8 +1553,9 @@
           <w:sz w:val="22"/>
           <w:szCs w:val="22"/>
         </w:rPr>
-        <w:t xml:space="preserve">OneTRO, </w:t>
-      </w:r>
+        <w:t>OneTRO</w:t>
+      </w:r>
+      <w:proofErr w:type="spellEnd"/>
       <w:r>
         <w:rPr>
           <w:rFonts w:ascii="Aptos" w:hAnsi="Aptos"/>
@@ -1900,8 +1564,9 @@
           <w:sz w:val="22"/>
           <w:szCs w:val="22"/>
         </w:rPr>
-        <w:t xml:space="preserve">MedConnect, </w:t>
-      </w:r>
+        <w:t xml:space="preserve">, </w:t>
+      </w:r>
+      <w:proofErr w:type="spellStart"/>
       <w:r>
         <w:rPr>
           <w:rFonts w:ascii="Aptos" w:hAnsi="Aptos"/>
@@ -1910,20 +1575,9 @@
           <w:sz w:val="22"/>
           <w:szCs w:val="22"/>
         </w:rPr>
-        <w:t>Onelink</w:t>
-      </w:r>
-    </w:p>
-    <w:p>
-      <w:pPr>
-        <w:spacing w:after="0" w:line="276" w:lineRule="auto"/>
-        <w:rPr>
-          <w:rFonts w:ascii="Aptos" w:hAnsi="Aptos"/>
-          <w:b/>
-          <w:bCs/>
-          <w:sz w:val="20"/>
-          <w:szCs w:val="20"/>
-        </w:rPr>
-      </w:pPr>
+        <w:t>MedConnect</w:t>
+      </w:r>
+      <w:proofErr w:type="spellEnd"/>
       <w:r>
         <w:rPr>
           <w:rFonts w:ascii="Aptos" w:hAnsi="Aptos"/>
@@ -1932,88 +1586,20 @@
           <w:sz w:val="22"/>
           <w:szCs w:val="22"/>
         </w:rPr>
-        <w:t>Technology:</w:t>
-      </w:r>
-      <w:r>
-        <w:rPr>
-          <w:rFonts w:ascii="Aptos" w:hAnsi="Aptos"/>
-          <w:b/>
-          <w:bCs/>
-          <w:sz w:val="20"/>
-          <w:szCs w:val="20"/>
-        </w:rPr>
-        <w:t xml:space="preserve"> </w:t>
-      </w:r>
-      <w:r>
-        <w:rPr>
-          <w:rFonts w:ascii="Aptos" w:hAnsi="Aptos"/>
-          <w:sz w:val="20"/>
-          <w:szCs w:val="20"/>
-        </w:rPr>
-        <w:t xml:space="preserve">SFDC, Sandboxes, </w:t>
-      </w:r>
-      <w:r>
-        <w:rPr>
-          <w:rFonts w:ascii="Aptos" w:hAnsi="Aptos"/>
-          <w:sz w:val="20"/>
-          <w:szCs w:val="20"/>
-        </w:rPr>
-        <w:t>PowerShell</w:t>
-      </w:r>
-      <w:r>
-        <w:rPr>
-          <w:rFonts w:ascii="Aptos" w:hAnsi="Aptos"/>
-          <w:sz w:val="20"/>
-          <w:szCs w:val="20"/>
-        </w:rPr>
-        <w:t>, Bash</w:t>
-      </w:r>
-      <w:r>
-        <w:rPr>
-          <w:rFonts w:ascii="Aptos" w:hAnsi="Aptos"/>
-          <w:sz w:val="20"/>
-          <w:szCs w:val="20"/>
-        </w:rPr>
-        <w:t>, Windows, Unix</w:t>
-      </w:r>
-      <w:r>
-        <w:rPr>
-          <w:rFonts w:ascii="Aptos" w:hAnsi="Aptos"/>
-          <w:sz w:val="20"/>
-          <w:szCs w:val="20"/>
-        </w:rPr>
-        <w:t>, Flows, Apex</w:t>
-      </w:r>
-      <w:r>
-        <w:rPr>
-          <w:rFonts w:ascii="Aptos" w:hAnsi="Aptos"/>
-          <w:sz w:val="20"/>
-          <w:szCs w:val="20"/>
-        </w:rPr>
-        <w:t>.</w:t>
-      </w:r>
-    </w:p>
-    <w:p>
-      <w:pPr>
-        <w:spacing w:after="0" w:line="276" w:lineRule="auto"/>
-        <w:rPr>
-          <w:rFonts w:ascii="Aptos" w:hAnsi="Aptos"/>
-          <w:b/>
-          <w:bCs/>
-          <w:sz w:val="20"/>
-          <w:szCs w:val="20"/>
-        </w:rPr>
-      </w:pPr>
-      <w:r>
-        <w:rPr>
-          <w:rFonts w:ascii="Aptos" w:hAnsi="Aptos"/>
-          <w:b/>
-          <w:bCs/>
-          <w:sz w:val="20"/>
-          <w:szCs w:val="20"/>
-        </w:rPr>
-        <w:t>Responsibilities:</w:t>
-      </w:r>
+        <w:t xml:space="preserve">, </w:t>
+      </w:r>
+      <w:proofErr w:type="spellStart"/>
+      <w:r>
+        <w:rPr>
+          <w:rFonts w:ascii="Aptos" w:hAnsi="Aptos"/>
+          <w:b/>
+          <w:bCs/>
+          <w:sz w:val="22"/>
+          <w:szCs w:val="22"/>
+        </w:rPr>
+        <w:t>Onelink</w:t>
+      </w:r>
+      <w:proofErr w:type="spellEnd"/>
     </w:p>
     <w:p>
       <w:pPr>
@@ -2035,7 +1621,35 @@
           <w:sz w:val="20"/>
           <w:szCs w:val="20"/>
         </w:rPr>
-        <w:t>Refreshed Salesforce sandboxes regularly to align metadata with production environments.</w:t>
+        <w:t xml:space="preserve">Refreshed </w:t>
+      </w:r>
+      <w:r>
+        <w:rPr>
+          <w:rFonts w:ascii="Aptos" w:hAnsi="Aptos"/>
+          <w:b/>
+          <w:bCs/>
+          <w:sz w:val="20"/>
+          <w:szCs w:val="20"/>
+        </w:rPr>
+        <w:t>S</w:t>
+      </w:r>
+      <w:r>
+        <w:rPr>
+          <w:rFonts w:ascii="Aptos" w:hAnsi="Aptos"/>
+          <w:b/>
+          <w:bCs/>
+          <w:sz w:val="20"/>
+          <w:szCs w:val="20"/>
+        </w:rPr>
+        <w:t>andboxes</w:t>
+      </w:r>
+      <w:r>
+        <w:rPr>
+          <w:rFonts w:ascii="Aptos" w:hAnsi="Aptos"/>
+          <w:sz w:val="20"/>
+          <w:szCs w:val="20"/>
+        </w:rPr>
+        <w:t xml:space="preserve"> regularly to align metadata with production environments.</w:t>
       </w:r>
     </w:p>
     <w:p>
@@ -2058,7 +1672,35 @@
           <w:sz w:val="20"/>
           <w:szCs w:val="20"/>
         </w:rPr>
-        <w:t>Monitored debug logs, cleared cache, and validated application stability and performance.</w:t>
+        <w:t xml:space="preserve">Monitored </w:t>
+      </w:r>
+      <w:r>
+        <w:rPr>
+          <w:rFonts w:ascii="Aptos" w:hAnsi="Aptos"/>
+          <w:b/>
+          <w:bCs/>
+          <w:sz w:val="20"/>
+          <w:szCs w:val="20"/>
+        </w:rPr>
+        <w:t>D</w:t>
+      </w:r>
+      <w:r>
+        <w:rPr>
+          <w:rFonts w:ascii="Aptos" w:hAnsi="Aptos"/>
+          <w:b/>
+          <w:bCs/>
+          <w:sz w:val="20"/>
+          <w:szCs w:val="20"/>
+        </w:rPr>
+        <w:t>ebug logs</w:t>
+      </w:r>
+      <w:r>
+        <w:rPr>
+          <w:rFonts w:ascii="Aptos" w:hAnsi="Aptos"/>
+          <w:sz w:val="20"/>
+          <w:szCs w:val="20"/>
+        </w:rPr>
+        <w:t>, cleared cache, and validated application stability and performance.</w:t>
       </w:r>
     </w:p>
     <w:p>
@@ -2148,6 +1790,8 @@
       <w:r>
         <w:rPr>
           <w:rFonts w:ascii="Aptos" w:hAnsi="Aptos"/>
+          <w:b/>
+          <w:bCs/>
           <w:sz w:val="20"/>
           <w:szCs w:val="20"/>
         </w:rPr>
@@ -2156,6 +1800,8 @@
       <w:r>
         <w:rPr>
           <w:rFonts w:ascii="Aptos" w:hAnsi="Aptos"/>
+          <w:b/>
+          <w:bCs/>
           <w:sz w:val="20"/>
           <w:szCs w:val="20"/>
         </w:rPr>
@@ -2169,6 +1815,16 @@
         </w:rPr>
         <w:t>.</w:t>
       </w:r>
+    </w:p>
+    <w:p>
+      <w:pPr>
+        <w:spacing w:after="0" w:line="276" w:lineRule="auto"/>
+        <w:rPr>
+          <w:rFonts w:ascii="Aptos" w:hAnsi="Aptos"/>
+          <w:sz w:val="20"/>
+          <w:szCs w:val="20"/>
+        </w:rPr>
+      </w:pPr>
     </w:p>
     <w:p>
       <w:pPr>
@@ -2190,7 +1846,6 @@
           <w:rFonts w:ascii="Arial" w:hAnsi="Arial" w:cs="Arial"/>
           <w:b/>
           <w:bCs/>
-          <w:color w:val="0070C0"/>
         </w:rPr>
       </w:pPr>
       <w:r>
@@ -2198,7 +1853,6 @@
           <w:rFonts w:ascii="Arial" w:hAnsi="Arial" w:cs="Arial"/>
           <w:b/>
           <w:bCs/>
-          <w:color w:val="0070C0"/>
         </w:rPr>
         <w:t>EDUCATION</w:t>
       </w:r>
@@ -2272,7 +1926,25 @@
           <w:sz w:val="20"/>
           <w:szCs w:val="20"/>
         </w:rPr>
-        <w:t>Sir C.R.Reddy College of Engineering</w:t>
+        <w:t xml:space="preserve">Sir </w:t>
+      </w:r>
+      <w:proofErr w:type="spellStart"/>
+      <w:r>
+        <w:rPr>
+          <w:rFonts w:ascii="Aptos" w:hAnsi="Aptos"/>
+          <w:sz w:val="20"/>
+          <w:szCs w:val="20"/>
+        </w:rPr>
+        <w:t>C.R.Reddy</w:t>
+      </w:r>
+      <w:proofErr w:type="spellEnd"/>
+      <w:r>
+        <w:rPr>
+          <w:rFonts w:ascii="Aptos" w:hAnsi="Aptos"/>
+          <w:sz w:val="20"/>
+          <w:szCs w:val="20"/>
+        </w:rPr>
+        <w:t xml:space="preserve"> College of Engineering</w:t>
       </w:r>
       <w:r>
         <w:rPr>
@@ -2616,13 +2288,23 @@
           <w:szCs w:val="20"/>
         </w:rPr>
       </w:pPr>
-      <w:r>
-        <w:rPr>
-          <w:rFonts w:ascii="Aptos" w:hAnsi="Aptos"/>
-          <w:sz w:val="20"/>
-          <w:szCs w:val="20"/>
-        </w:rPr>
-        <w:t>Dr.KKR’s Gowtham Concept EM School</w:t>
+      <w:proofErr w:type="spellStart"/>
+      <w:r>
+        <w:rPr>
+          <w:rFonts w:ascii="Aptos" w:hAnsi="Aptos"/>
+          <w:sz w:val="20"/>
+          <w:szCs w:val="20"/>
+        </w:rPr>
+        <w:t>Dr.KKR’s</w:t>
+      </w:r>
+      <w:proofErr w:type="spellEnd"/>
+      <w:r>
+        <w:rPr>
+          <w:rFonts w:ascii="Aptos" w:hAnsi="Aptos"/>
+          <w:sz w:val="20"/>
+          <w:szCs w:val="20"/>
+        </w:rPr>
+        <w:t xml:space="preserve"> Gowtham Concept EM School</w:t>
       </w:r>
       <w:r>
         <w:rPr>
@@ -2716,7 +2398,6 @@
           <w:rFonts w:ascii="Arial" w:hAnsi="Arial" w:cs="Arial"/>
           <w:b/>
           <w:bCs/>
-          <w:color w:val="0070C0"/>
         </w:rPr>
       </w:pPr>
       <w:r>
@@ -2724,344 +2405,199 @@
           <w:rFonts w:ascii="Arial" w:hAnsi="Arial" w:cs="Arial"/>
           <w:b/>
           <w:bCs/>
-          <w:color w:val="0070C0"/>
-        </w:rPr>
-        <w:t>ACHIEVEMENTS</w:t>
-      </w:r>
-    </w:p>
-    <w:p>
-      <w:pPr>
-        <w:spacing w:after="0" w:line="276" w:lineRule="auto"/>
-        <w:rPr>
-          <w:rFonts w:ascii="Aptos" w:hAnsi="Aptos"/>
+        </w:rPr>
+        <w:t>CERTIFICATIONS</w:t>
+      </w:r>
+    </w:p>
+    <w:p>
+      <w:pPr>
+        <w:spacing w:after="0" w:line="360" w:lineRule="auto"/>
+        <w:jc w:val="both"/>
+        <w:rPr>
+          <w:sz w:val="20"/>
+          <w:szCs w:val="20"/>
+        </w:rPr>
+      </w:pPr>
+      <w:r>
+        <w:rPr>
+          <w:b/>
+          <w:bCs/>
+          <w:sz w:val="22"/>
+          <w:szCs w:val="22"/>
+        </w:rPr>
+        <w:t>Salesforce Platform Developer 1</w:t>
+      </w:r>
+      <w:r>
+        <w:rPr>
+          <w:sz w:val="20"/>
+          <w:szCs w:val="20"/>
+        </w:rPr>
+        <w:tab/>
+      </w:r>
+      <w:r>
+        <w:rPr>
+          <w:sz w:val="20"/>
+          <w:szCs w:val="20"/>
+        </w:rPr>
+        <w:tab/>
+      </w:r>
+      <w:r>
+        <w:rPr>
+          <w:sz w:val="20"/>
+          <w:szCs w:val="20"/>
+        </w:rPr>
+        <w:tab/>
+      </w:r>
+      <w:r>
+        <w:rPr>
+          <w:sz w:val="20"/>
+          <w:szCs w:val="20"/>
+        </w:rPr>
+        <w:tab/>
+      </w:r>
+      <w:r>
+        <w:rPr>
+          <w:sz w:val="20"/>
+          <w:szCs w:val="20"/>
+        </w:rPr>
+        <w:tab/>
+      </w:r>
+      <w:r>
+        <w:rPr>
+          <w:sz w:val="20"/>
+          <w:szCs w:val="20"/>
+        </w:rPr>
+        <w:tab/>
+      </w:r>
+      <w:r>
+        <w:rPr>
+          <w:sz w:val="20"/>
+          <w:szCs w:val="20"/>
+        </w:rPr>
+        <w:tab/>
+      </w:r>
+      <w:r>
+        <w:rPr>
+          <w:sz w:val="20"/>
+          <w:szCs w:val="20"/>
+        </w:rPr>
+        <w:tab/>
+      </w:r>
+      <w:r>
+        <w:rPr>
+          <w:sz w:val="20"/>
+          <w:szCs w:val="20"/>
+        </w:rPr>
+        <w:t xml:space="preserve">       </w:t>
+      </w:r>
+      <w:r>
+        <w:rPr>
           <w:i/>
           <w:iCs/>
           <w:sz w:val="20"/>
           <w:szCs w:val="20"/>
         </w:rPr>
-      </w:pPr>
-      <w:r>
-        <w:rPr>
-          <w:rFonts w:cs="Arial"/>
+        <w:t>Aug 2023</w:t>
+      </w:r>
+    </w:p>
+    <w:p>
+      <w:pPr>
+        <w:spacing w:after="0" w:line="276" w:lineRule="auto"/>
+        <w:jc w:val="both"/>
+        <w:rPr>
+          <w:sz w:val="20"/>
+          <w:szCs w:val="20"/>
+        </w:rPr>
+      </w:pPr>
+      <w:r>
+        <w:rPr>
           <w:b/>
           <w:bCs/>
           <w:sz w:val="22"/>
           <w:szCs w:val="22"/>
         </w:rPr>
-        <w:t>Elevate Wings Program</w:t>
-      </w:r>
-      <w:r>
-        <w:rPr>
-          <w:rFonts w:ascii="Aptos" w:hAnsi="Aptos"/>
+        <w:t>Salesforce Administrator</w:t>
+      </w:r>
+      <w:r>
+        <w:rPr>
+          <w:b/>
+          <w:bCs/>
+          <w:sz w:val="22"/>
+          <w:szCs w:val="22"/>
+        </w:rPr>
+        <w:tab/>
+      </w:r>
+      <w:r>
+        <w:rPr>
+          <w:sz w:val="20"/>
+          <w:szCs w:val="20"/>
+        </w:rPr>
+        <w:tab/>
+      </w:r>
+      <w:r>
+        <w:rPr>
+          <w:sz w:val="20"/>
+          <w:szCs w:val="20"/>
+        </w:rPr>
+        <w:tab/>
+      </w:r>
+      <w:r>
+        <w:rPr>
+          <w:sz w:val="20"/>
+          <w:szCs w:val="20"/>
+        </w:rPr>
+        <w:tab/>
+      </w:r>
+      <w:r>
+        <w:rPr>
+          <w:sz w:val="20"/>
+          <w:szCs w:val="20"/>
+        </w:rPr>
+        <w:tab/>
+      </w:r>
+      <w:r>
+        <w:rPr>
+          <w:sz w:val="20"/>
+          <w:szCs w:val="20"/>
+        </w:rPr>
+        <w:tab/>
+      </w:r>
+      <w:r>
+        <w:rPr>
+          <w:sz w:val="20"/>
+          <w:szCs w:val="20"/>
+        </w:rPr>
+        <w:tab/>
+      </w:r>
+      <w:r>
+        <w:rPr>
+          <w:sz w:val="20"/>
+          <w:szCs w:val="20"/>
+        </w:rPr>
+        <w:tab/>
+      </w:r>
+      <w:r>
+        <w:rPr>
+          <w:sz w:val="20"/>
+          <w:szCs w:val="20"/>
+        </w:rPr>
+        <w:tab/>
+      </w:r>
+      <w:r>
+        <w:rPr>
+          <w:sz w:val="20"/>
+          <w:szCs w:val="20"/>
+        </w:rPr>
+        <w:t xml:space="preserve">       </w:t>
+      </w:r>
+      <w:r>
+        <w:rPr>
           <w:i/>
           <w:iCs/>
           <w:sz w:val="20"/>
           <w:szCs w:val="20"/>
         </w:rPr>
-        <w:t xml:space="preserve"> </w:t>
-      </w:r>
-      <w:r>
-        <w:rPr>
-          <w:rFonts w:ascii="Aptos" w:hAnsi="Aptos"/>
-          <w:i/>
-          <w:iCs/>
-          <w:sz w:val="20"/>
-          <w:szCs w:val="20"/>
-        </w:rPr>
-        <w:tab/>
-      </w:r>
-      <w:r>
-        <w:rPr>
-          <w:rFonts w:ascii="Aptos" w:hAnsi="Aptos"/>
-          <w:i/>
-          <w:iCs/>
-          <w:sz w:val="20"/>
-          <w:szCs w:val="20"/>
-        </w:rPr>
-        <w:tab/>
-      </w:r>
-      <w:r>
-        <w:rPr>
-          <w:rFonts w:ascii="Aptos" w:hAnsi="Aptos"/>
-          <w:i/>
-          <w:iCs/>
-          <w:sz w:val="20"/>
-          <w:szCs w:val="20"/>
-        </w:rPr>
-        <w:tab/>
-      </w:r>
-      <w:r>
-        <w:rPr>
-          <w:rFonts w:ascii="Aptos" w:hAnsi="Aptos"/>
-          <w:i/>
-          <w:iCs/>
-          <w:sz w:val="20"/>
-          <w:szCs w:val="20"/>
-        </w:rPr>
-        <w:tab/>
-      </w:r>
-      <w:r>
-        <w:rPr>
-          <w:rFonts w:ascii="Aptos" w:hAnsi="Aptos"/>
-          <w:i/>
-          <w:iCs/>
-          <w:sz w:val="20"/>
-          <w:szCs w:val="20"/>
-        </w:rPr>
-        <w:tab/>
-      </w:r>
-      <w:r>
-        <w:rPr>
-          <w:rFonts w:ascii="Aptos" w:hAnsi="Aptos"/>
-          <w:i/>
-          <w:iCs/>
-          <w:sz w:val="20"/>
-          <w:szCs w:val="20"/>
-        </w:rPr>
-        <w:tab/>
-      </w:r>
-      <w:r>
-        <w:rPr>
-          <w:rFonts w:ascii="Aptos" w:hAnsi="Aptos"/>
-          <w:i/>
-          <w:iCs/>
-          <w:sz w:val="20"/>
-          <w:szCs w:val="20"/>
-        </w:rPr>
-        <w:tab/>
-      </w:r>
-      <w:r>
-        <w:rPr>
-          <w:rFonts w:ascii="Aptos" w:hAnsi="Aptos"/>
-          <w:i/>
-          <w:iCs/>
-          <w:sz w:val="20"/>
-          <w:szCs w:val="20"/>
-        </w:rPr>
-        <w:tab/>
-      </w:r>
-      <w:r>
-        <w:rPr>
-          <w:rFonts w:ascii="Aptos" w:hAnsi="Aptos"/>
-          <w:i/>
-          <w:iCs/>
-          <w:sz w:val="20"/>
-          <w:szCs w:val="20"/>
-        </w:rPr>
-        <w:tab/>
-        <w:t xml:space="preserve">       </w:t>
-      </w:r>
-      <w:r>
-        <w:rPr>
-          <w:rFonts w:ascii="Aptos" w:hAnsi="Aptos"/>
-          <w:i/>
-          <w:iCs/>
-          <w:sz w:val="20"/>
-          <w:szCs w:val="20"/>
-        </w:rPr>
-        <w:t>Nov 2023</w:t>
-      </w:r>
-    </w:p>
-    <w:p>
-      <w:pPr>
-        <w:spacing w:after="0" w:line="360" w:lineRule="auto"/>
-        <w:rPr>
-          <w:rFonts w:cs="Arial"/>
-          <w:sz w:val="20"/>
-          <w:szCs w:val="20"/>
-        </w:rPr>
-      </w:pPr>
-      <w:r>
-        <w:rPr>
-          <w:rFonts w:cs="Arial"/>
-          <w:sz w:val="20"/>
-          <w:szCs w:val="20"/>
-        </w:rPr>
-        <w:t>Assess an individual's understanding and capabilities in various digital technologies.</w:t>
-      </w:r>
-    </w:p>
-    <w:p>
-      <w:pPr>
-        <w:spacing w:after="0" w:line="276" w:lineRule="auto"/>
-        <w:rPr>
-          <w:rFonts w:cs="Arial"/>
-          <w:sz w:val="14"/>
-          <w:szCs w:val="14"/>
-        </w:rPr>
-      </w:pPr>
-      <w:r>
-        <w:rPr>
-          <w:rFonts w:cs="Arial"/>
-          <w:b/>
-          <w:bCs/>
-          <w:sz w:val="22"/>
-          <w:szCs w:val="22"/>
-        </w:rPr>
-        <w:t>BCP Enhancement Recognition</w:t>
-      </w:r>
-      <w:r>
-        <w:rPr>
-          <w:rFonts w:ascii="Aptos" w:hAnsi="Aptos"/>
-          <w:i/>
-          <w:iCs/>
-          <w:sz w:val="20"/>
-          <w:szCs w:val="20"/>
-        </w:rPr>
-        <w:t xml:space="preserve"> </w:t>
-      </w:r>
-      <w:r>
-        <w:rPr>
-          <w:rFonts w:ascii="Aptos" w:hAnsi="Aptos"/>
-          <w:i/>
-          <w:iCs/>
-          <w:sz w:val="20"/>
-          <w:szCs w:val="20"/>
-        </w:rPr>
-        <w:tab/>
-      </w:r>
-      <w:r>
-        <w:rPr>
-          <w:rFonts w:ascii="Aptos" w:hAnsi="Aptos"/>
-          <w:i/>
-          <w:iCs/>
-          <w:sz w:val="20"/>
-          <w:szCs w:val="20"/>
-        </w:rPr>
-        <w:tab/>
-      </w:r>
-      <w:r>
-        <w:rPr>
-          <w:rFonts w:ascii="Aptos" w:hAnsi="Aptos"/>
-          <w:i/>
-          <w:iCs/>
-          <w:sz w:val="20"/>
-          <w:szCs w:val="20"/>
-        </w:rPr>
-        <w:tab/>
-      </w:r>
-      <w:r>
-        <w:rPr>
-          <w:rFonts w:ascii="Aptos" w:hAnsi="Aptos"/>
-          <w:i/>
-          <w:iCs/>
-          <w:sz w:val="20"/>
-          <w:szCs w:val="20"/>
-        </w:rPr>
-        <w:tab/>
-      </w:r>
-      <w:r>
-        <w:rPr>
-          <w:rFonts w:ascii="Aptos" w:hAnsi="Aptos"/>
-          <w:i/>
-          <w:iCs/>
-          <w:sz w:val="20"/>
-          <w:szCs w:val="20"/>
-        </w:rPr>
-        <w:tab/>
-      </w:r>
-      <w:r>
-        <w:rPr>
-          <w:rFonts w:ascii="Aptos" w:hAnsi="Aptos"/>
-          <w:i/>
-          <w:iCs/>
-          <w:sz w:val="20"/>
-          <w:szCs w:val="20"/>
-        </w:rPr>
-        <w:tab/>
-      </w:r>
-      <w:r>
-        <w:rPr>
-          <w:rFonts w:ascii="Aptos" w:hAnsi="Aptos"/>
-          <w:i/>
-          <w:iCs/>
-          <w:sz w:val="20"/>
-          <w:szCs w:val="20"/>
-        </w:rPr>
-        <w:tab/>
-      </w:r>
-      <w:r>
-        <w:rPr>
-          <w:rFonts w:ascii="Aptos" w:hAnsi="Aptos"/>
-          <w:i/>
-          <w:iCs/>
-          <w:sz w:val="20"/>
-          <w:szCs w:val="20"/>
-        </w:rPr>
-        <w:tab/>
-      </w:r>
-      <w:r>
-        <w:rPr>
-          <w:rFonts w:ascii="Aptos" w:hAnsi="Aptos"/>
-          <w:i/>
-          <w:iCs/>
-          <w:sz w:val="20"/>
-          <w:szCs w:val="20"/>
-        </w:rPr>
-        <w:t xml:space="preserve">       </w:t>
-      </w:r>
-      <w:r>
-        <w:rPr>
-          <w:rFonts w:ascii="Aptos" w:hAnsi="Aptos"/>
-          <w:i/>
-          <w:iCs/>
-          <w:sz w:val="20"/>
-          <w:szCs w:val="20"/>
-        </w:rPr>
-        <w:t>Mar</w:t>
-      </w:r>
-      <w:r>
-        <w:rPr>
-          <w:rFonts w:ascii="Aptos" w:hAnsi="Aptos"/>
-          <w:i/>
-          <w:iCs/>
-          <w:sz w:val="20"/>
-          <w:szCs w:val="20"/>
-        </w:rPr>
-        <w:t xml:space="preserve"> 202</w:t>
-      </w:r>
-      <w:r>
-        <w:rPr>
-          <w:rFonts w:ascii="Aptos" w:hAnsi="Aptos"/>
-          <w:i/>
-          <w:iCs/>
-          <w:sz w:val="20"/>
-          <w:szCs w:val="20"/>
-        </w:rPr>
-        <w:t>5</w:t>
-      </w:r>
-    </w:p>
-    <w:p>
-      <w:pPr>
-        <w:spacing w:after="0" w:line="276" w:lineRule="auto"/>
-        <w:rPr>
-          <w:rFonts w:ascii="Aptos" w:hAnsi="Aptos"/>
-          <w:sz w:val="14"/>
-          <w:szCs w:val="14"/>
-        </w:rPr>
-      </w:pPr>
-      <w:r>
-        <w:rPr>
-          <w:rFonts w:cs="Arial"/>
-          <w:sz w:val="20"/>
-          <w:szCs w:val="20"/>
-        </w:rPr>
-        <w:t>Improved BCP through automation</w:t>
-      </w:r>
-      <w:r>
-        <w:rPr>
-          <w:rFonts w:cs="Arial"/>
-          <w:sz w:val="20"/>
-          <w:szCs w:val="20"/>
-        </w:rPr>
-        <w:t xml:space="preserve"> and</w:t>
-      </w:r>
-      <w:r>
-        <w:rPr>
-          <w:rFonts w:cs="Arial"/>
-          <w:sz w:val="20"/>
-          <w:szCs w:val="20"/>
-        </w:rPr>
-        <w:t xml:space="preserve"> reducing manual intervention.</w:t>
+        <w:t>Sep 2024</w:t>
       </w:r>
     </w:p>
     <w:p>
@@ -3072,6 +2608,8 @@
         <w:spacing w:after="0" w:line="276" w:lineRule="auto"/>
         <w:rPr>
           <w:rFonts w:cs="Arial"/>
+          <w:b/>
+          <w:bCs/>
           <w:color w:val="0070C0"/>
           <w:sz w:val="20"/>
           <w:szCs w:val="20"/>
@@ -3088,15 +2626,383 @@
           <w:rFonts w:ascii="Arial" w:hAnsi="Arial" w:cs="Arial"/>
           <w:b/>
           <w:bCs/>
+        </w:rPr>
+      </w:pPr>
+      <w:r>
+        <w:rPr>
+          <w:rFonts w:ascii="Arial" w:hAnsi="Arial" w:cs="Arial"/>
+          <w:b/>
+          <w:bCs/>
+        </w:rPr>
+        <w:t>ACHIEVEMENTS</w:t>
+      </w:r>
+    </w:p>
+    <w:p>
+      <w:pPr>
+        <w:spacing w:after="0" w:line="276" w:lineRule="auto"/>
+        <w:rPr>
+          <w:rFonts w:ascii="Aptos" w:hAnsi="Aptos"/>
+          <w:i/>
+          <w:iCs/>
+          <w:sz w:val="20"/>
+          <w:szCs w:val="20"/>
+        </w:rPr>
+      </w:pPr>
+      <w:r>
+        <w:rPr>
+          <w:rFonts w:cs="Arial"/>
+          <w:b/>
+          <w:bCs/>
+          <w:sz w:val="22"/>
+          <w:szCs w:val="22"/>
+        </w:rPr>
+        <w:t>Elevate Wings Program</w:t>
+      </w:r>
+      <w:r>
+        <w:rPr>
+          <w:rFonts w:ascii="Aptos" w:hAnsi="Aptos"/>
+          <w:i/>
+          <w:iCs/>
+          <w:sz w:val="20"/>
+          <w:szCs w:val="20"/>
+        </w:rPr>
+        <w:t xml:space="preserve"> </w:t>
+      </w:r>
+      <w:r>
+        <w:rPr>
+          <w:rFonts w:ascii="Aptos" w:hAnsi="Aptos"/>
+          <w:i/>
+          <w:iCs/>
+          <w:sz w:val="20"/>
+          <w:szCs w:val="20"/>
+        </w:rPr>
+        <w:tab/>
+      </w:r>
+      <w:r>
+        <w:rPr>
+          <w:rFonts w:ascii="Aptos" w:hAnsi="Aptos"/>
+          <w:i/>
+          <w:iCs/>
+          <w:sz w:val="20"/>
+          <w:szCs w:val="20"/>
+        </w:rPr>
+        <w:tab/>
+      </w:r>
+      <w:r>
+        <w:rPr>
+          <w:rFonts w:ascii="Aptos" w:hAnsi="Aptos"/>
+          <w:i/>
+          <w:iCs/>
+          <w:sz w:val="20"/>
+          <w:szCs w:val="20"/>
+        </w:rPr>
+        <w:tab/>
+      </w:r>
+      <w:r>
+        <w:rPr>
+          <w:rFonts w:ascii="Aptos" w:hAnsi="Aptos"/>
+          <w:i/>
+          <w:iCs/>
+          <w:sz w:val="20"/>
+          <w:szCs w:val="20"/>
+        </w:rPr>
+        <w:tab/>
+      </w:r>
+      <w:r>
+        <w:rPr>
+          <w:rFonts w:ascii="Aptos" w:hAnsi="Aptos"/>
+          <w:i/>
+          <w:iCs/>
+          <w:sz w:val="20"/>
+          <w:szCs w:val="20"/>
+        </w:rPr>
+        <w:tab/>
+      </w:r>
+      <w:r>
+        <w:rPr>
+          <w:rFonts w:ascii="Aptos" w:hAnsi="Aptos"/>
+          <w:i/>
+          <w:iCs/>
+          <w:sz w:val="20"/>
+          <w:szCs w:val="20"/>
+        </w:rPr>
+        <w:tab/>
+      </w:r>
+      <w:r>
+        <w:rPr>
+          <w:rFonts w:ascii="Aptos" w:hAnsi="Aptos"/>
+          <w:i/>
+          <w:iCs/>
+          <w:sz w:val="20"/>
+          <w:szCs w:val="20"/>
+        </w:rPr>
+        <w:tab/>
+      </w:r>
+      <w:r>
+        <w:rPr>
+          <w:rFonts w:ascii="Aptos" w:hAnsi="Aptos"/>
+          <w:i/>
+          <w:iCs/>
+          <w:sz w:val="20"/>
+          <w:szCs w:val="20"/>
+        </w:rPr>
+        <w:tab/>
+      </w:r>
+      <w:r>
+        <w:rPr>
+          <w:rFonts w:ascii="Aptos" w:hAnsi="Aptos"/>
+          <w:i/>
+          <w:iCs/>
+          <w:sz w:val="20"/>
+          <w:szCs w:val="20"/>
+        </w:rPr>
+        <w:tab/>
+        <w:t xml:space="preserve">       </w:t>
+      </w:r>
+      <w:r>
+        <w:rPr>
+          <w:rFonts w:ascii="Aptos" w:hAnsi="Aptos"/>
+          <w:i/>
+          <w:iCs/>
+          <w:sz w:val="20"/>
+          <w:szCs w:val="20"/>
+        </w:rPr>
+        <w:t>Nov 2023</w:t>
+      </w:r>
+    </w:p>
+    <w:p>
+      <w:pPr>
+        <w:spacing w:after="0" w:line="360" w:lineRule="auto"/>
+        <w:rPr>
+          <w:rFonts w:cs="Arial"/>
+          <w:sz w:val="20"/>
+          <w:szCs w:val="20"/>
+        </w:rPr>
+      </w:pPr>
+      <w:r>
+        <w:rPr>
+          <w:rFonts w:cs="Arial"/>
+          <w:sz w:val="20"/>
+          <w:szCs w:val="20"/>
+        </w:rPr>
+        <w:t>Assess an individual's understanding and capabilities in various digital technologies.</w:t>
+      </w:r>
+    </w:p>
+    <w:p>
+      <w:pPr>
+        <w:spacing w:after="0" w:line="276" w:lineRule="auto"/>
+        <w:rPr>
+          <w:rFonts w:cs="Arial"/>
+          <w:sz w:val="14"/>
+          <w:szCs w:val="14"/>
+        </w:rPr>
+      </w:pPr>
+      <w:r>
+        <w:rPr>
+          <w:rFonts w:cs="Arial"/>
+          <w:b/>
+          <w:bCs/>
+          <w:sz w:val="22"/>
+          <w:szCs w:val="22"/>
+        </w:rPr>
+        <w:t>BCP Enhancement Recognition</w:t>
+      </w:r>
+      <w:r>
+        <w:rPr>
+          <w:rFonts w:ascii="Aptos" w:hAnsi="Aptos"/>
+          <w:i/>
+          <w:iCs/>
+          <w:sz w:val="20"/>
+          <w:szCs w:val="20"/>
+        </w:rPr>
+        <w:t xml:space="preserve"> </w:t>
+      </w:r>
+      <w:r>
+        <w:rPr>
+          <w:rFonts w:ascii="Aptos" w:hAnsi="Aptos"/>
+          <w:i/>
+          <w:iCs/>
+          <w:sz w:val="20"/>
+          <w:szCs w:val="20"/>
+        </w:rPr>
+        <w:tab/>
+      </w:r>
+      <w:r>
+        <w:rPr>
+          <w:rFonts w:ascii="Aptos" w:hAnsi="Aptos"/>
+          <w:i/>
+          <w:iCs/>
+          <w:sz w:val="20"/>
+          <w:szCs w:val="20"/>
+        </w:rPr>
+        <w:tab/>
+      </w:r>
+      <w:r>
+        <w:rPr>
+          <w:rFonts w:ascii="Aptos" w:hAnsi="Aptos"/>
+          <w:i/>
+          <w:iCs/>
+          <w:sz w:val="20"/>
+          <w:szCs w:val="20"/>
+        </w:rPr>
+        <w:tab/>
+      </w:r>
+      <w:r>
+        <w:rPr>
+          <w:rFonts w:ascii="Aptos" w:hAnsi="Aptos"/>
+          <w:i/>
+          <w:iCs/>
+          <w:sz w:val="20"/>
+          <w:szCs w:val="20"/>
+        </w:rPr>
+        <w:tab/>
+      </w:r>
+      <w:r>
+        <w:rPr>
+          <w:rFonts w:ascii="Aptos" w:hAnsi="Aptos"/>
+          <w:i/>
+          <w:iCs/>
+          <w:sz w:val="20"/>
+          <w:szCs w:val="20"/>
+        </w:rPr>
+        <w:tab/>
+      </w:r>
+      <w:r>
+        <w:rPr>
+          <w:rFonts w:ascii="Aptos" w:hAnsi="Aptos"/>
+          <w:i/>
+          <w:iCs/>
+          <w:sz w:val="20"/>
+          <w:szCs w:val="20"/>
+        </w:rPr>
+        <w:tab/>
+      </w:r>
+      <w:r>
+        <w:rPr>
+          <w:rFonts w:ascii="Aptos" w:hAnsi="Aptos"/>
+          <w:i/>
+          <w:iCs/>
+          <w:sz w:val="20"/>
+          <w:szCs w:val="20"/>
+        </w:rPr>
+        <w:tab/>
+      </w:r>
+      <w:r>
+        <w:rPr>
+          <w:rFonts w:ascii="Aptos" w:hAnsi="Aptos"/>
+          <w:i/>
+          <w:iCs/>
+          <w:sz w:val="20"/>
+          <w:szCs w:val="20"/>
+        </w:rPr>
+        <w:tab/>
+      </w:r>
+      <w:r>
+        <w:rPr>
+          <w:rFonts w:ascii="Aptos" w:hAnsi="Aptos"/>
+          <w:i/>
+          <w:iCs/>
+          <w:sz w:val="20"/>
+          <w:szCs w:val="20"/>
+        </w:rPr>
+        <w:t xml:space="preserve">       </w:t>
+      </w:r>
+      <w:r>
+        <w:rPr>
+          <w:rFonts w:ascii="Aptos" w:hAnsi="Aptos"/>
+          <w:i/>
+          <w:iCs/>
+          <w:sz w:val="20"/>
+          <w:szCs w:val="20"/>
+        </w:rPr>
+        <w:t>Mar</w:t>
+      </w:r>
+      <w:r>
+        <w:rPr>
+          <w:rFonts w:ascii="Aptos" w:hAnsi="Aptos"/>
+          <w:i/>
+          <w:iCs/>
+          <w:sz w:val="20"/>
+          <w:szCs w:val="20"/>
+        </w:rPr>
+        <w:t xml:space="preserve"> 202</w:t>
+      </w:r>
+      <w:r>
+        <w:rPr>
+          <w:rFonts w:ascii="Aptos" w:hAnsi="Aptos"/>
+          <w:i/>
+          <w:iCs/>
+          <w:sz w:val="20"/>
+          <w:szCs w:val="20"/>
+        </w:rPr>
+        <w:t>5</w:t>
+      </w:r>
+    </w:p>
+    <w:p>
+      <w:pPr>
+        <w:spacing w:after="0" w:line="276" w:lineRule="auto"/>
+        <w:rPr>
+          <w:rFonts w:ascii="Aptos" w:hAnsi="Aptos"/>
+          <w:sz w:val="14"/>
+          <w:szCs w:val="14"/>
+        </w:rPr>
+      </w:pPr>
+      <w:r>
+        <w:rPr>
+          <w:rFonts w:cs="Arial"/>
+          <w:sz w:val="20"/>
+          <w:szCs w:val="20"/>
+        </w:rPr>
+        <w:t>Improved BCP through automation</w:t>
+      </w:r>
+      <w:r>
+        <w:rPr>
+          <w:rFonts w:cs="Arial"/>
+          <w:sz w:val="20"/>
+          <w:szCs w:val="20"/>
+        </w:rPr>
+        <w:t xml:space="preserve"> and</w:t>
+      </w:r>
+      <w:r>
+        <w:rPr>
+          <w:rFonts w:cs="Arial"/>
+          <w:sz w:val="20"/>
+          <w:szCs w:val="20"/>
+        </w:rPr>
+        <w:t xml:space="preserve"> reducing manual intervention.</w:t>
+      </w:r>
+    </w:p>
+    <w:p>
+      <w:pPr>
+        <w:pBdr>
+          <w:bottom w:val="single" w:sz="4" w:space="1" w:color="auto"/>
+        </w:pBdr>
+        <w:spacing w:after="0" w:line="276" w:lineRule="auto"/>
+        <w:rPr>
+          <w:rFonts w:cs="Arial"/>
           <w:color w:val="0070C0"/>
-        </w:rPr>
-      </w:pPr>
-      <w:r>
+          <w:sz w:val="20"/>
+          <w:szCs w:val="20"/>
+        </w:rPr>
+      </w:pPr>
+    </w:p>
+    <w:p>
+      <w:pPr>
+        <w:pBdr>
+          <w:bottom w:val="single" w:sz="4" w:space="1" w:color="auto"/>
+        </w:pBdr>
+        <w:spacing w:before="240" w:line="276" w:lineRule="auto"/>
         <w:rPr>
           <w:rFonts w:ascii="Arial" w:hAnsi="Arial" w:cs="Arial"/>
           <w:b/>
           <w:bCs/>
-          <w:color w:val="0070C0"/>
+        </w:rPr>
+      </w:pPr>
+      <w:r>
+        <w:rPr>
+          <w:rFonts w:ascii="Arial" w:hAnsi="Arial" w:cs="Arial"/>
+          <w:b/>
+          <w:bCs/>
         </w:rPr>
         <w:t>PERSONAL PROJECT</w:t>
       </w:r>
@@ -3110,7 +3016,7 @@
           <w:szCs w:val="20"/>
         </w:rPr>
       </w:pPr>
-      <w:hyperlink r:id="rId12" w:history="1">
+      <w:hyperlink r:id="rId10" w:history="1">
         <w:r>
           <w:rPr>
             <w:rStyle w:val="Hyperlink"/>
@@ -3314,7 +3220,7 @@
 <w:numbering xmlns:wpc="http://schemas.microsoft.com/office/word/2010/wordprocessingCanvas" xmlns:cx="http://schemas.microsoft.com/office/drawing/2014/chartex" xmlns:cx1="http://schemas.microsoft.com/office/drawing/2015/9/8/chartex" xmlns:cx2="http://schemas.microsoft.com/office/drawing/2015/10/21/chartex" xmlns:cx3="http://schemas.microsoft.com/office/drawing/2016/5/9/chartex" xmlns:cx4="http://schemas.microsoft.com/office/drawing/2016/5/10/chartex" xmlns:cx5="http://schemas.microsoft.com/office/drawing/2016/5/11/chartex" xmlns:cx6="http://schemas.microsoft.com/office/drawing/2016/5/12/chartex" xmlns:cx7="http://schemas.microsoft.com/office/drawing/2016/5/13/chartex" xmlns:cx8="http://schemas.microsoft.com/office/drawing/2016/5/14/chartex" xmlns:mc="http://schemas.openxmlformats.org/markup-compatibility/2006" xmlns:aink="http://schemas.microsoft.com/office/drawing/2016/ink" xmlns:am3d="http://schemas.microsoft.com/office/drawing/2017/model3d" xmlns:o="urn:schemas-microsoft-com:office:office" xmlns:oel="http://schemas.microsoft.com/office/2019/extlst" xmlns:r="http://schemas.openxmlformats.org/officeDocument/2006/relationships" xmlns:m="http://schemas.openxmlformats.org/officeDocument/2006/math" xmlns:v="urn:schemas-microsoft-com:vml" xmlns:wp14="http://schemas.microsoft.com/office/word/2010/wordprocessingDrawing" xmlns:wp="http://schemas.openxmlformats.org/drawingml/2006/wordprocessingDrawing" xmlns:w10="urn:schemas-microsoft-com:office:word" xmlns:w="http://schemas.openxmlformats.org/wordprocessingml/2006/main" xmlns:w14="http://schemas.microsoft.com/office/word/2010/wordml" xmlns:w15="http://schemas.microsoft.com/office/word/2012/wordml" xmlns:w16cex="http://schemas.microsoft.com/office/word/2018/wordml/cex" xmlns:w16cid="http://schemas.microsoft.com/office/word/2016/wordml/cid" xmlns:w16="http://schemas.microsoft.com/office/word/2018/wordml" xmlns:w16du="http://schemas.microsoft.com/office/word/2023/wordml/word16du" xmlns:w16sdtdh="http://schemas.microsoft.com/office/word/2020/wordml/sdtdatahash" xmlns:w16sdtfl="http://schemas.microsoft.com/office/word/2024/wordml/sdtformatlock" xmlns:w16se="http://schemas.microsoft.com/office/word/2015/wordml/symex" xmlns:wpg="http://schemas.microsoft.com/office/word/2010/wordprocessingGroup" xmlns:wpi="http://schemas.microsoft.com/office/word/2010/wordprocessingInk" xmlns:wne="http://schemas.microsoft.com/office/word/2006/wordml" xmlns:wps="http://schemas.microsoft.com/office/word/2010/wordprocessingShape" mc:Ignorable="w14 w15 w16se w16cid w16 w16cex w16sdtdh w16sdtfl w16du wp14">
   <w:numPicBullet w:numPicBulletId="0">
     <w:pict>
-      <v:shapetype w14:anchorId="718E947A" id="_x0000_t75" coordsize="21600,21600" o:spt="75" o:preferrelative="t" path="m@4@5l@4@11@9@11@9@5xe" filled="f" stroked="f">
+      <v:shapetype id="_x0000_t75" coordsize="21600,21600" o:spt="75" o:preferrelative="t" path="m@4@5l@4@11@9@11@9@5xe" filled="f" stroked="f">
         <v:stroke joinstyle="miter"/>
         <v:formulas>
           <v:f eqn="if lineDrawn pixelLineWidth 0"/>
@@ -3333,56 +3239,56 @@
         <v:path o:extrusionok="f" gradientshapeok="t" o:connecttype="rect"/>
         <o:lock v:ext="edit" aspectratio="t"/>
       </v:shapetype>
-      <v:shape id="_x0000_i1026" type="#_x0000_t75" style="width:12pt;height:12pt;visibility:visible;mso-wrap-style:square" o:bullet="t">
+      <v:shape id="_x0000_i1210" type="#_x0000_t75" style="width:12pt;height:12pt;visibility:visible;mso-wrap-style:square" o:bullet="t">
         <v:imagedata r:id="rId1" o:title=""/>
       </v:shape>
     </w:pict>
   </w:numPicBullet>
   <w:numPicBullet w:numPicBulletId="1">
     <w:pict>
-      <v:shape id="_x0000_i1027" type="#_x0000_t75" style="width:12pt;height:12pt;flip:x;visibility:visible;mso-wrap-style:square" o:bullet="t">
+      <v:shape id="_x0000_i1211" type="#_x0000_t75" style="width:12pt;height:12pt;flip:x;visibility:visible;mso-wrap-style:square" o:bullet="t">
         <v:imagedata r:id="rId2" o:title=""/>
       </v:shape>
     </w:pict>
   </w:numPicBullet>
   <w:numPicBullet w:numPicBulletId="2">
     <w:pict>
-      <v:shape id="_x0000_i1028" type="#_x0000_t75" style="width:12pt;height:12pt;visibility:visible;mso-wrap-style:square" o:bullet="t">
+      <v:shape id="_x0000_i1212" type="#_x0000_t75" style="width:12pt;height:12pt;visibility:visible;mso-wrap-style:square" o:bullet="t">
         <v:imagedata r:id="rId3" o:title=""/>
       </v:shape>
     </w:pict>
   </w:numPicBullet>
   <w:numPicBullet w:numPicBulletId="3">
     <w:pict>
-      <v:shape id="_x0000_i1029" type="#_x0000_t75" alt="A black background with a black square&#10;&#10;AI-generated content may be incorrect." style="width:12pt;height:12pt;visibility:visible;mso-wrap-style:square" o:bullet="t">
+      <v:shape id="_x0000_i1213" type="#_x0000_t75" alt="A black background with a black square&#10;&#10;AI-generated content may be incorrect." style="width:12pt;height:12pt;visibility:visible;mso-wrap-style:square" o:bullet="t">
         <v:imagedata r:id="rId4" o:title="A black background with a black square&#10;&#10;AI-generated content may be incorrect"/>
       </v:shape>
     </w:pict>
   </w:numPicBullet>
   <w:numPicBullet w:numPicBulletId="4">
     <w:pict>
-      <v:shape id="_x0000_i1030" type="#_x0000_t75" alt="A black background with a black square&#10;&#10;AI-generated content may be incorrect." style="width:12pt;height:12pt;flip:x;visibility:visible;mso-wrap-style:square" o:bullet="t">
+      <v:shape id="_x0000_i1214" type="#_x0000_t75" alt="A black background with a black square&#10;&#10;AI-generated content may be incorrect." style="width:12pt;height:12pt;flip:x;visibility:visible;mso-wrap-style:square" o:bullet="t">
         <v:imagedata r:id="rId5" o:title="A black background with a black square&#10;&#10;AI-generated content may be incorrect"/>
       </v:shape>
     </w:pict>
   </w:numPicBullet>
   <w:numPicBullet w:numPicBulletId="5">
     <w:pict>
-      <v:shape id="_x0000_i1031" type="#_x0000_t75" style="width:12pt;height:12pt;flip:x;visibility:visible;mso-wrap-style:square" o:bullet="t">
+      <v:shape id="_x0000_i1215" type="#_x0000_t75" style="width:12pt;height:12pt;flip:x;visibility:visible;mso-wrap-style:square" o:bullet="t">
         <v:imagedata r:id="rId6" o:title=""/>
       </v:shape>
     </w:pict>
   </w:numPicBullet>
   <w:numPicBullet w:numPicBulletId="6">
     <w:pict>
-      <v:shape id="_x0000_i1032" type="#_x0000_t75" alt="A black background with a black square&#10;&#10;AI-generated content may be incorrect." style="width:12pt;height:12pt;visibility:visible;mso-wrap-style:square" o:bullet="t">
+      <v:shape id="_x0000_i1216" type="#_x0000_t75" alt="A black background with a black square&#10;&#10;AI-generated content may be incorrect." style="width:12pt;height:12pt;visibility:visible;mso-wrap-style:square" o:bullet="t">
         <v:imagedata r:id="rId7" o:title="A black background with a black square&#10;&#10;AI-generated content may be incorrect"/>
       </v:shape>
     </w:pict>
   </w:numPicBullet>
   <w:numPicBullet w:numPicBulletId="7">
     <w:pict>
-      <v:shape id="_x0000_i1033" type="#_x0000_t75" style="width:12pt;height:12pt;visibility:visible;mso-wrap-style:square" o:bullet="t">
+      <v:shape id="_x0000_i1217" type="#_x0000_t75" style="width:12pt;height:12pt;visibility:visible;mso-wrap-style:square" o:bullet="t">
         <v:imagedata r:id="rId8" o:title=""/>
       </v:shape>
     </w:pict>
@@ -3884,7 +3790,7 @@
       <w:lvlText w:val=""/>
       <w:lvlJc w:val="left"/>
       <w:pPr>
-        <w:ind w:left="360" w:hanging="360"/>
+        <w:ind w:left="720" w:hanging="360"/>
       </w:pPr>
       <w:rPr>
         <w:rFonts w:ascii="Symbol" w:hAnsi="Symbol" w:hint="default"/>
@@ -3896,7 +3802,7 @@
       <w:lvlText w:val="o"/>
       <w:lvlJc w:val="left"/>
       <w:pPr>
-        <w:ind w:left="1080" w:hanging="360"/>
+        <w:ind w:left="1440" w:hanging="360"/>
       </w:pPr>
       <w:rPr>
         <w:rFonts w:ascii="Courier New" w:hAnsi="Courier New" w:cs="Courier New" w:hint="default"/>
@@ -3908,7 +3814,7 @@
       <w:lvlText w:val=""/>
       <w:lvlJc w:val="left"/>
       <w:pPr>
-        <w:ind w:left="1800" w:hanging="360"/>
+        <w:ind w:left="2160" w:hanging="360"/>
       </w:pPr>
       <w:rPr>
         <w:rFonts w:ascii="Wingdings" w:hAnsi="Wingdings" w:hint="default"/>
@@ -3920,7 +3826,7 @@
       <w:lvlText w:val=""/>
       <w:lvlJc w:val="left"/>
       <w:pPr>
-        <w:ind w:left="2520" w:hanging="360"/>
+        <w:ind w:left="2880" w:hanging="360"/>
       </w:pPr>
       <w:rPr>
         <w:rFonts w:ascii="Symbol" w:hAnsi="Symbol" w:hint="default"/>
@@ -3932,7 +3838,7 @@
       <w:lvlText w:val="o"/>
       <w:lvlJc w:val="left"/>
       <w:pPr>
-        <w:ind w:left="3240" w:hanging="360"/>
+        <w:ind w:left="3600" w:hanging="360"/>
       </w:pPr>
       <w:rPr>
         <w:rFonts w:ascii="Courier New" w:hAnsi="Courier New" w:cs="Courier New" w:hint="default"/>
@@ -3944,7 +3850,7 @@
       <w:lvlText w:val=""/>
       <w:lvlJc w:val="left"/>
       <w:pPr>
-        <w:ind w:left="3960" w:hanging="360"/>
+        <w:ind w:left="4320" w:hanging="360"/>
       </w:pPr>
       <w:rPr>
         <w:rFonts w:ascii="Wingdings" w:hAnsi="Wingdings" w:hint="default"/>
@@ -3956,7 +3862,7 @@
       <w:lvlText w:val=""/>
       <w:lvlJc w:val="left"/>
       <w:pPr>
-        <w:ind w:left="4680" w:hanging="360"/>
+        <w:ind w:left="5040" w:hanging="360"/>
       </w:pPr>
       <w:rPr>
         <w:rFonts w:ascii="Symbol" w:hAnsi="Symbol" w:hint="default"/>
@@ -3968,7 +3874,7 @@
       <w:lvlText w:val="o"/>
       <w:lvlJc w:val="left"/>
       <w:pPr>
-        <w:ind w:left="5400" w:hanging="360"/>
+        <w:ind w:left="5760" w:hanging="360"/>
       </w:pPr>
       <w:rPr>
         <w:rFonts w:ascii="Courier New" w:hAnsi="Courier New" w:cs="Courier New" w:hint="default"/>
@@ -3980,7 +3886,7 @@
       <w:lvlText w:val=""/>
       <w:lvlJc w:val="left"/>
       <w:pPr>
-        <w:ind w:left="6120" w:hanging="360"/>
+        <w:ind w:left="6480" w:hanging="360"/>
       </w:pPr>
       <w:rPr>
         <w:rFonts w:ascii="Wingdings" w:hAnsi="Wingdings" w:hint="default"/>
@@ -4110,7 +4016,7 @@
       <w:lvlText w:val=""/>
       <w:lvlJc w:val="left"/>
       <w:pPr>
-        <w:ind w:left="360" w:hanging="360"/>
+        <w:ind w:left="720" w:hanging="360"/>
       </w:pPr>
       <w:rPr>
         <w:rFonts w:ascii="Symbol" w:hAnsi="Symbol" w:hint="default"/>
@@ -4122,7 +4028,7 @@
       <w:lvlText w:val="o"/>
       <w:lvlJc w:val="left"/>
       <w:pPr>
-        <w:ind w:left="1080" w:hanging="360"/>
+        <w:ind w:left="1440" w:hanging="360"/>
       </w:pPr>
       <w:rPr>
         <w:rFonts w:ascii="Courier New" w:hAnsi="Courier New" w:cs="Courier New" w:hint="default"/>
@@ -4134,7 +4040,7 @@
       <w:lvlText w:val=""/>
       <w:lvlJc w:val="left"/>
       <w:pPr>
-        <w:ind w:left="1800" w:hanging="360"/>
+        <w:ind w:left="2160" w:hanging="360"/>
       </w:pPr>
       <w:rPr>
         <w:rFonts w:ascii="Wingdings" w:hAnsi="Wingdings" w:hint="default"/>
@@ -4146,7 +4052,7 @@
       <w:lvlText w:val=""/>
       <w:lvlJc w:val="left"/>
       <w:pPr>
-        <w:ind w:left="2520" w:hanging="360"/>
+        <w:ind w:left="2880" w:hanging="360"/>
       </w:pPr>
       <w:rPr>
         <w:rFonts w:ascii="Symbol" w:hAnsi="Symbol" w:hint="default"/>
@@ -4158,7 +4064,7 @@
       <w:lvlText w:val="o"/>
       <w:lvlJc w:val="left"/>
       <w:pPr>
-        <w:ind w:left="3240" w:hanging="360"/>
+        <w:ind w:left="3600" w:hanging="360"/>
       </w:pPr>
       <w:rPr>
         <w:rFonts w:ascii="Courier New" w:hAnsi="Courier New" w:cs="Courier New" w:hint="default"/>
@@ -4170,7 +4076,7 @@
       <w:lvlText w:val=""/>
       <w:lvlJc w:val="left"/>
       <w:pPr>
-        <w:ind w:left="3960" w:hanging="360"/>
+        <w:ind w:left="4320" w:hanging="360"/>
       </w:pPr>
       <w:rPr>
         <w:rFonts w:ascii="Wingdings" w:hAnsi="Wingdings" w:hint="default"/>
@@ -4182,7 +4088,7 @@
       <w:lvlText w:val=""/>
       <w:lvlJc w:val="left"/>
       <w:pPr>
-        <w:ind w:left="4680" w:hanging="360"/>
+        <w:ind w:left="5040" w:hanging="360"/>
       </w:pPr>
       <w:rPr>
         <w:rFonts w:ascii="Symbol" w:hAnsi="Symbol" w:hint="default"/>
@@ -4194,7 +4100,7 @@
       <w:lvlText w:val="o"/>
       <w:lvlJc w:val="left"/>
       <w:pPr>
-        <w:ind w:left="5400" w:hanging="360"/>
+        <w:ind w:left="5760" w:hanging="360"/>
       </w:pPr>
       <w:rPr>
         <w:rFonts w:ascii="Courier New" w:hAnsi="Courier New" w:cs="Courier New" w:hint="default"/>
@@ -4206,7 +4112,7 @@
       <w:lvlText w:val=""/>
       <w:lvlJc w:val="left"/>
       <w:pPr>
-        <w:ind w:left="6120" w:hanging="360"/>
+        <w:ind w:left="6480" w:hanging="360"/>
       </w:pPr>
       <w:rPr>
         <w:rFonts w:ascii="Wingdings" w:hAnsi="Wingdings" w:hint="default"/>
@@ -4335,7 +4241,7 @@
       <w:lvlText w:val=""/>
       <w:lvlJc w:val="left"/>
       <w:pPr>
-        <w:ind w:left="360" w:hanging="360"/>
+        <w:ind w:left="720" w:hanging="360"/>
       </w:pPr>
       <w:rPr>
         <w:rFonts w:ascii="Symbol" w:hAnsi="Symbol" w:hint="default"/>
@@ -4347,7 +4253,7 @@
       <w:lvlText w:val="o"/>
       <w:lvlJc w:val="left"/>
       <w:pPr>
-        <w:ind w:left="1080" w:hanging="360"/>
+        <w:ind w:left="1440" w:hanging="360"/>
       </w:pPr>
       <w:rPr>
         <w:rFonts w:ascii="Courier New" w:hAnsi="Courier New" w:cs="Courier New" w:hint="default"/>
@@ -4359,7 +4265,7 @@
       <w:lvlText w:val=""/>
       <w:lvlJc w:val="left"/>
       <w:pPr>
-        <w:ind w:left="1800" w:hanging="360"/>
+        <w:ind w:left="2160" w:hanging="360"/>
       </w:pPr>
       <w:rPr>
         <w:rFonts w:ascii="Wingdings" w:hAnsi="Wingdings" w:hint="default"/>
@@ -4371,7 +4277,7 @@
       <w:lvlText w:val=""/>
       <w:lvlJc w:val="left"/>
       <w:pPr>
-        <w:ind w:left="2520" w:hanging="360"/>
+        <w:ind w:left="2880" w:hanging="360"/>
       </w:pPr>
       <w:rPr>
         <w:rFonts w:ascii="Symbol" w:hAnsi="Symbol" w:hint="default"/>
@@ -4383,7 +4289,7 @@
       <w:lvlText w:val="o"/>
       <w:lvlJc w:val="left"/>
       <w:pPr>
-        <w:ind w:left="3240" w:hanging="360"/>
+        <w:ind w:left="3600" w:hanging="360"/>
       </w:pPr>
       <w:rPr>
         <w:rFonts w:ascii="Courier New" w:hAnsi="Courier New" w:cs="Courier New" w:hint="default"/>
@@ -4395,7 +4301,7 @@
       <w:lvlText w:val=""/>
       <w:lvlJc w:val="left"/>
       <w:pPr>
-        <w:ind w:left="3960" w:hanging="360"/>
+        <w:ind w:left="4320" w:hanging="360"/>
       </w:pPr>
       <w:rPr>
         <w:rFonts w:ascii="Wingdings" w:hAnsi="Wingdings" w:hint="default"/>
@@ -4407,7 +4313,7 @@
       <w:lvlText w:val=""/>
       <w:lvlJc w:val="left"/>
       <w:pPr>
-        <w:ind w:left="4680" w:hanging="360"/>
+        <w:ind w:left="5040" w:hanging="360"/>
       </w:pPr>
       <w:rPr>
         <w:rFonts w:ascii="Symbol" w:hAnsi="Symbol" w:hint="default"/>
@@ -4419,7 +4325,7 @@
       <w:lvlText w:val="o"/>
       <w:lvlJc w:val="left"/>
       <w:pPr>
-        <w:ind w:left="5400" w:hanging="360"/>
+        <w:ind w:left="5760" w:hanging="360"/>
       </w:pPr>
       <w:rPr>
         <w:rFonts w:ascii="Courier New" w:hAnsi="Courier New" w:cs="Courier New" w:hint="default"/>
@@ -4431,7 +4337,7 @@
       <w:lvlText w:val=""/>
       <w:lvlJc w:val="left"/>
       <w:pPr>
-        <w:ind w:left="6120" w:hanging="360"/>
+        <w:ind w:left="6480" w:hanging="360"/>
       </w:pPr>
       <w:rPr>
         <w:rFonts w:ascii="Wingdings" w:hAnsi="Wingdings" w:hint="default"/>
@@ -4993,7 +4899,7 @@
   <w:style w:type="paragraph" w:default="1" w:styleId="Normal">
     <w:name w:val="Normal"/>
     <w:qFormat/>
-    <w:rsid w:val="00B42012"/>
+    <w:rsid w:val="00D654A9"/>
   </w:style>
   <w:style w:type="paragraph" w:styleId="Heading1">
     <w:name w:val="heading 1"/>
@@ -5197,7 +5103,6 @@
   <w:style w:type="character" w:default="1" w:styleId="DefaultParagraphFont">
     <w:name w:val="Default Paragraph Font"/>
     <w:uiPriority w:val="1"/>
-    <w:semiHidden/>
     <w:unhideWhenUsed/>
   </w:style>
   <w:style w:type="table" w:default="1" w:styleId="TableNormal">
